--- a/docs/دليل_المستخدم_M-Waves.docx
+++ b/docs/دليل_المستخدم_M-Waves.docx
@@ -3994,18 +3994,55 @@
           <w:sz w:val="26"/>
           <w:rtl/>
         </w:rPr>
-        <w:t>التنبيهات</w:t>
-      </w:r>
-    </w:p>
-    <w:p>
-      <w:pPr>
-        <w:jc w:val="right"/>
-        <w:rPr>
-          <w:rFonts w:ascii="Segoe UI" w:hAnsi="Segoe UI"/>
-          <w:color w:val="000000"/>
-          <w:sz w:val="22"/>
-        </w:rPr>
-      </w:pPr>
+        <w:t>التنبيهات والإشعارات (مع صوت)</w:t>
+      </w:r>
+    </w:p>
+    <w:p>
+      <w:pPr>
+        <w:ind w:left="360"/>
+        <w:jc w:val="right"/>
+        <w:rPr>
+          <w:rFonts w:ascii="Segoe UI" w:hAnsi="Segoe UI"/>
+          <w:color w:val="000000"/>
+          <w:sz w:val="22"/>
+          <w:rtl/>
+        </w:rPr>
+      </w:pPr>
+      <w:r>
+        <w:rPr>
+          <w:rFonts w:ascii="Segoe UI" w:hAnsi="Segoe UI"/>
+          <w:color w:val="000000"/>
+          <w:sz w:val="22"/>
+        </w:rPr>
+        <w:t xml:space="preserve">•  </w:t>
+      </w:r>
+      <w:r>
+        <w:rPr>
+          <w:rFonts w:ascii="Segoe UI" w:hAnsi="Segoe UI"/>
+          <w:b/>
+          <w:color w:val="000000"/>
+          <w:sz w:val="22"/>
+          <w:rtl/>
+        </w:rPr>
+        <w:t>تنبيه واحد لكلّ شيء</w:t>
+      </w:r>
+      <w:r>
+        <w:rPr>
+          <w:rFonts w:ascii="Segoe UI" w:hAnsi="Segoe UI"/>
+          <w:b/>
+          <w:color w:val="000000"/>
+          <w:sz w:val="22"/>
+        </w:rPr>
+        <w:t>:</w:t>
+      </w:r>
+      <w:r>
+        <w:rPr>
+          <w:rFonts w:ascii="Segoe UI" w:hAnsi="Segoe UI"/>
+          <w:color w:val="000000"/>
+          <w:sz w:val="22"/>
+        </w:rPr>
+        <w:t xml:space="preserve"> </w:t>
+      </w:r>
       <w:r>
         <w:rPr>
           <w:rFonts w:ascii="Segoe UI" w:hAnsi="Segoe UI"/>
@@ -4080,15 +4117,410 @@
           <w:sz w:val="22"/>
           <w:rtl/>
         </w:rPr>
-        <w:t>يُطلَق تلقائيًّا عند كلّ دخول مؤكّد + كلّ فرصة عالية المخاطرة</w:t>
-      </w:r>
-      <w:r>
-        <w:rPr>
-          <w:rFonts w:ascii="Segoe UI" w:hAnsi="Segoe UI"/>
-          <w:color w:val="000000"/>
-          <w:sz w:val="22"/>
+        <w:t>يُطلَق تلقائيًّا عند</w:t>
+      </w:r>
+      <w:r>
+        <w:rPr>
+          <w:rFonts w:ascii="Segoe UI" w:hAnsi="Segoe UI"/>
+          <w:color w:val="000000"/>
+          <w:sz w:val="22"/>
+        </w:rPr>
+        <w:t xml:space="preserve"> </w:t>
+      </w:r>
+      <w:r>
+        <w:rPr>
+          <w:rFonts w:ascii="Segoe UI" w:hAnsi="Segoe UI"/>
+          <w:b/>
+          <w:color w:val="000000"/>
+          <w:sz w:val="22"/>
+          <w:rtl/>
+        </w:rPr>
+        <w:t>كلّ إشارة</w:t>
+      </w:r>
+      <w:r>
+        <w:rPr>
+          <w:rFonts w:ascii="Segoe UI" w:hAnsi="Segoe UI"/>
+          <w:color w:val="000000"/>
+          <w:sz w:val="22"/>
+          <w:rtl/>
+        </w:rPr>
+        <w:t xml:space="preserve">: فرصة أساسيّة · فرصة عالية المخاطرة · دخول مؤكّد · </w:t>
+      </w:r>
+      <w:r>
+        <w:rPr>
+          <w:rFonts w:ascii="Segoe UI" w:hAnsi="Segoe UI"/>
+          <w:b/>
+          <w:color w:val="000000"/>
+          <w:sz w:val="22"/>
+          <w:rtl/>
+        </w:rPr>
+        <w:t>إغلاق الصفقة (وقف/هدف)</w:t>
+      </w:r>
+      <w:r>
+        <w:rPr>
+          <w:rFonts w:ascii="Segoe UI" w:hAnsi="Segoe UI"/>
+          <w:color w:val="000000"/>
+          <w:sz w:val="22"/>
+          <w:rtl/>
         </w:rPr>
         <w:t>.</w:t>
+      </w:r>
+    </w:p>
+    <w:p>
+      <w:pPr>
+        <w:ind w:left="360"/>
+        <w:jc w:val="right"/>
+        <w:rPr>
+          <w:rFonts w:ascii="Segoe UI" w:hAnsi="Segoe UI"/>
+          <w:color w:val="000000"/>
+          <w:sz w:val="22"/>
+        </w:rPr>
+      </w:pPr>
+      <w:r>
+        <w:rPr>
+          <w:rFonts w:ascii="Segoe UI" w:hAnsi="Segoe UI"/>
+          <w:color w:val="000000"/>
+          <w:sz w:val="22"/>
+        </w:rPr>
+        <w:t xml:space="preserve">•  </w:t>
+      </w:r>
+      <w:r>
+        <w:rPr>
+          <w:rFonts w:ascii="Segoe UI" w:hAnsi="Segoe UI"/>
+          <w:b/>
+          <w:color w:val="000000"/>
+          <w:sz w:val="22"/>
+          <w:rtl/>
+        </w:rPr>
+        <w:t>الصوت</w:t>
+      </w:r>
+      <w:r>
+        <w:rPr>
+          <w:rFonts w:ascii="Segoe UI" w:hAnsi="Segoe UI"/>
+          <w:b/>
+          <w:color w:val="000000"/>
+          <w:sz w:val="22"/>
+        </w:rPr>
+        <w:t>:</w:t>
+      </w:r>
+      <w:r>
+        <w:rPr>
+          <w:rFonts w:ascii="Segoe UI" w:hAnsi="Segoe UI"/>
+          <w:color w:val="000000"/>
+          <w:sz w:val="22"/>
+        </w:rPr>
+        <w:t xml:space="preserve"> </w:t>
+      </w:r>
+      <w:r>
+        <w:rPr>
+          <w:rFonts w:ascii="Segoe UI" w:hAnsi="Segoe UI"/>
+          <w:color w:val="000000"/>
+          <w:sz w:val="22"/>
+          <w:rtl/>
+        </w:rPr>
+        <w:t>في نافذة إنشاء التنبيه ← تبويب</w:t>
+      </w:r>
+      <w:r>
+        <w:rPr>
+          <w:rFonts w:ascii="Segoe UI" w:hAnsi="Segoe UI"/>
+          <w:color w:val="000000"/>
+          <w:sz w:val="22"/>
+        </w:rPr>
+        <w:t xml:space="preserve"> </w:t>
+      </w:r>
+      <w:r>
+        <w:rPr>
+          <w:rFonts w:ascii="Segoe UI" w:hAnsi="Segoe UI"/>
+          <w:b/>
+          <w:color w:val="000000"/>
+          <w:sz w:val="22"/>
+        </w:rPr>
+        <w:t>Notifications</w:t>
+      </w:r>
+      <w:r>
+        <w:rPr>
+          <w:rFonts w:ascii="Segoe UI" w:hAnsi="Segoe UI"/>
+          <w:color w:val="000000"/>
+          <w:sz w:val="22"/>
+        </w:rPr>
+        <w:t xml:space="preserve"> ← </w:t>
+      </w:r>
+      <w:r>
+        <w:rPr>
+          <w:rFonts w:ascii="Segoe UI" w:hAnsi="Segoe UI"/>
+          <w:color w:val="000000"/>
+          <w:sz w:val="22"/>
+          <w:rtl/>
+        </w:rPr>
+        <w:t>فعّل</w:t>
+      </w:r>
+      <w:r>
+        <w:rPr>
+          <w:rFonts w:ascii="Segoe UI" w:hAnsi="Segoe UI"/>
+          <w:color w:val="000000"/>
+          <w:sz w:val="22"/>
+        </w:rPr>
+        <w:t xml:space="preserve"> </w:t>
+      </w:r>
+      <w:r>
+        <w:rPr>
+          <w:rFonts w:ascii="Segoe UI" w:hAnsi="Segoe UI"/>
+          <w:b/>
+          <w:color w:val="000000"/>
+          <w:sz w:val="22"/>
+        </w:rPr>
+        <w:t>Play sound</w:t>
+      </w:r>
+      <w:r>
+        <w:rPr>
+          <w:rFonts w:ascii="Segoe UI" w:hAnsi="Segoe UI"/>
+          <w:color w:val="000000"/>
+          <w:sz w:val="22"/>
+        </w:rPr>
+        <w:t xml:space="preserve"> </w:t>
+      </w:r>
+      <w:r>
+        <w:rPr>
+          <w:rFonts w:ascii="Segoe UI" w:hAnsi="Segoe UI"/>
+          <w:color w:val="000000"/>
+          <w:sz w:val="22"/>
+          <w:rtl/>
+        </w:rPr>
+        <w:t>واختر النغمة</w:t>
+      </w:r>
+      <w:r>
+        <w:rPr>
+          <w:rFonts w:ascii="Segoe UI" w:hAnsi="Segoe UI"/>
+          <w:color w:val="000000"/>
+          <w:sz w:val="22"/>
+        </w:rPr>
+        <w:t xml:space="preserve">. (Pine </w:t>
+      </w:r>
+      <w:r>
+        <w:rPr>
+          <w:rFonts w:ascii="Segoe UI" w:hAnsi="Segoe UI"/>
+          <w:color w:val="000000"/>
+          <w:sz w:val="22"/>
+          <w:rtl/>
+        </w:rPr>
+        <w:t>لا يضبط الصوت برمجيًّا — يُختار هنا مرّة، فيصدح عند كلّ إشارة</w:t>
+      </w:r>
+      <w:r>
+        <w:rPr>
+          <w:rFonts w:ascii="Segoe UI" w:hAnsi="Segoe UI"/>
+          <w:color w:val="000000"/>
+          <w:sz w:val="22"/>
+        </w:rPr>
+        <w:t>.)</w:t>
+      </w:r>
+    </w:p>
+    <w:p>
+      <w:pPr>
+        <w:ind w:left="360"/>
+        <w:jc w:val="right"/>
+        <w:rPr>
+          <w:rFonts w:ascii="Segoe UI" w:hAnsi="Segoe UI"/>
+          <w:color w:val="000000"/>
+          <w:sz w:val="22"/>
+          <w:rtl/>
+        </w:rPr>
+      </w:pPr>
+      <w:r>
+        <w:rPr>
+          <w:rFonts w:ascii="Segoe UI" w:hAnsi="Segoe UI"/>
+          <w:color w:val="000000"/>
+          <w:sz w:val="22"/>
+        </w:rPr>
+        <w:t xml:space="preserve">•  </w:t>
+      </w:r>
+      <w:r>
+        <w:rPr>
+          <w:rFonts w:ascii="Segoe UI" w:hAnsi="Segoe UI"/>
+          <w:b/>
+          <w:color w:val="000000"/>
+          <w:sz w:val="22"/>
+          <w:rtl/>
+        </w:rPr>
+        <w:t>تنبيهات منفصلة (اختياريّ)</w:t>
+      </w:r>
+      <w:r>
+        <w:rPr>
+          <w:rFonts w:ascii="Segoe UI" w:hAnsi="Segoe UI"/>
+          <w:b/>
+          <w:color w:val="000000"/>
+          <w:sz w:val="22"/>
+        </w:rPr>
+        <w:t>:</w:t>
+      </w:r>
+      <w:r>
+        <w:rPr>
+          <w:rFonts w:ascii="Segoe UI" w:hAnsi="Segoe UI"/>
+          <w:color w:val="000000"/>
+          <w:sz w:val="22"/>
+        </w:rPr>
+        <w:t xml:space="preserve"> </w:t>
+      </w:r>
+      <w:r>
+        <w:rPr>
+          <w:rFonts w:ascii="Segoe UI" w:hAnsi="Segoe UI"/>
+          <w:color w:val="000000"/>
+          <w:sz w:val="22"/>
+          <w:rtl/>
+        </w:rPr>
+        <w:t>عبر</w:t>
+      </w:r>
+      <w:r>
+        <w:rPr>
+          <w:rFonts w:ascii="Segoe UI" w:hAnsi="Segoe UI"/>
+          <w:color w:val="000000"/>
+          <w:sz w:val="22"/>
+        </w:rPr>
+        <w:t xml:space="preserve"> `alertcondition` </w:t>
+      </w:r>
+      <w:r>
+        <w:rPr>
+          <w:rFonts w:ascii="Segoe UI" w:hAnsi="Segoe UI"/>
+          <w:color w:val="000000"/>
+          <w:sz w:val="22"/>
+          <w:rtl/>
+        </w:rPr>
+        <w:t>تظهر الحالات</w:t>
+      </w:r>
+      <w:r>
+        <w:rPr>
+          <w:rFonts w:ascii="Segoe UI" w:hAnsi="Segoe UI"/>
+          <w:color w:val="000000"/>
+          <w:sz w:val="22"/>
+        </w:rPr>
+        <w:t xml:space="preserve"> </w:t>
+      </w:r>
+      <w:r>
+        <w:rPr>
+          <w:rFonts w:ascii="Segoe UI" w:hAnsi="Segoe UI"/>
+          <w:b/>
+          <w:color w:val="000000"/>
+          <w:sz w:val="22"/>
+          <w:rtl/>
+        </w:rPr>
+        <w:t>باسمها</w:t>
+      </w:r>
+      <w:r>
+        <w:rPr>
+          <w:rFonts w:ascii="Segoe UI" w:hAnsi="Segoe UI"/>
+          <w:color w:val="000000"/>
+          <w:sz w:val="22"/>
+          <w:rtl/>
+        </w:rPr>
+        <w:t xml:space="preserve"> في قائمة التنبيه (شراء/بيع أساسيّ · عالي المخاطرة · دخول مؤكّد) </w:t>
+      </w:r>
+      <w:r>
+        <w:rPr>
+          <w:rFonts w:ascii="Cambria Math" w:hAnsi="Cambria Math" w:cs="Cambria Math" w:hint="cs"/>
+          <w:color w:val="000000"/>
+          <w:sz w:val="22"/>
+          <w:rtl/>
+        </w:rPr>
+        <w:t>⇒</w:t>
+      </w:r>
+      <w:r>
+        <w:rPr>
+          <w:rFonts w:ascii="Segoe UI" w:hAnsi="Segoe UI"/>
+          <w:color w:val="000000"/>
+          <w:sz w:val="22"/>
+          <w:rtl/>
+        </w:rPr>
+        <w:t xml:space="preserve"> </w:t>
+      </w:r>
+      <w:r>
+        <w:rPr>
+          <w:rFonts w:ascii="Arial" w:hAnsi="Arial" w:cs="Arial" w:hint="cs"/>
+          <w:color w:val="000000"/>
+          <w:sz w:val="22"/>
+          <w:rtl/>
+        </w:rPr>
+        <w:t>يمكنك</w:t>
+      </w:r>
+      <w:r>
+        <w:rPr>
+          <w:rFonts w:ascii="Segoe UI" w:hAnsi="Segoe UI"/>
+          <w:color w:val="000000"/>
+          <w:sz w:val="22"/>
+          <w:rtl/>
+        </w:rPr>
+        <w:t xml:space="preserve"> </w:t>
+      </w:r>
+      <w:r>
+        <w:rPr>
+          <w:rFonts w:ascii="Arial" w:hAnsi="Arial" w:cs="Arial" w:hint="cs"/>
+          <w:color w:val="000000"/>
+          <w:sz w:val="22"/>
+          <w:rtl/>
+        </w:rPr>
+        <w:t>إنشاء</w:t>
+      </w:r>
+      <w:r>
+        <w:rPr>
+          <w:rFonts w:ascii="Segoe UI" w:hAnsi="Segoe UI"/>
+          <w:color w:val="000000"/>
+          <w:sz w:val="22"/>
+          <w:rtl/>
+        </w:rPr>
+        <w:t xml:space="preserve"> </w:t>
+      </w:r>
+      <w:r>
+        <w:rPr>
+          <w:rFonts w:ascii="Arial" w:hAnsi="Arial" w:cs="Arial" w:hint="cs"/>
+          <w:color w:val="000000"/>
+          <w:sz w:val="22"/>
+          <w:rtl/>
+        </w:rPr>
+        <w:t>تنبيه</w:t>
+      </w:r>
+      <w:r>
+        <w:rPr>
+          <w:rFonts w:ascii="Segoe UI" w:hAnsi="Segoe UI"/>
+          <w:color w:val="000000"/>
+          <w:sz w:val="22"/>
+          <w:rtl/>
+        </w:rPr>
+        <w:t xml:space="preserve"> </w:t>
+      </w:r>
+      <w:r>
+        <w:rPr>
+          <w:rFonts w:ascii="Arial" w:hAnsi="Arial" w:cs="Arial" w:hint="cs"/>
+          <w:color w:val="000000"/>
+          <w:sz w:val="22"/>
+          <w:rtl/>
+        </w:rPr>
+        <w:t>منفصل</w:t>
+      </w:r>
+      <w:r>
+        <w:rPr>
+          <w:rFonts w:ascii="Segoe UI" w:hAnsi="Segoe UI"/>
+          <w:color w:val="000000"/>
+          <w:sz w:val="22"/>
+          <w:rtl/>
+        </w:rPr>
+        <w:t xml:space="preserve"> </w:t>
+      </w:r>
+      <w:r>
+        <w:rPr>
+          <w:rFonts w:ascii="Segoe UI" w:hAnsi="Segoe UI"/>
+          <w:b/>
+          <w:color w:val="000000"/>
+          <w:sz w:val="22"/>
+          <w:rtl/>
+        </w:rPr>
+        <w:t>بصوت مختلف</w:t>
+      </w:r>
+      <w:r>
+        <w:rPr>
+          <w:rFonts w:ascii="Segoe UI" w:hAnsi="Segoe UI"/>
+          <w:color w:val="000000"/>
+          <w:sz w:val="22"/>
+          <w:rtl/>
+        </w:rPr>
+        <w:t xml:space="preserve"> لكلّ نوع.</w:t>
       </w:r>
     </w:p>
     <w:p>
@@ -4838,7 +5270,6 @@
           <w:color w:val="1F3A5F"/>
           <w:sz w:val="30"/>
         </w:rPr>
-        <w:lastRenderedPageBreak/>
         <w:t xml:space="preserve">7. </w:t>
       </w:r>
       <w:r>
@@ -5831,6 +6262,7 @@
                 <w:sz w:val="20"/>
                 <w:rtl/>
               </w:rPr>
+              <w:lastRenderedPageBreak/>
               <w:t>كلّ الأسهم الصغيرة</w:t>
             </w:r>
           </w:p>
@@ -6095,7 +6527,6 @@
                 <w:sz w:val="20"/>
                 <w:rtl/>
               </w:rPr>
-              <w:lastRenderedPageBreak/>
               <w:t>الفرص غير المؤكّدة</w:t>
             </w:r>
           </w:p>
@@ -7165,6 +7596,7 @@
                 <w:sz w:val="20"/>
                 <w:rtl/>
               </w:rPr>
+              <w:lastRenderedPageBreak/>
               <w:t>تحديد الموجة بعدد الشموع</w:t>
             </w:r>
           </w:p>
@@ -7374,7 +7806,6 @@
                 <w:sz w:val="20"/>
                 <w:rtl/>
               </w:rPr>
-              <w:lastRenderedPageBreak/>
               <w:t>حدّ حجم تاريخ التاريخ</w:t>
             </w:r>
           </w:p>
@@ -8510,6 +8941,7 @@
                 <w:sz w:val="20"/>
                 <w:rtl/>
               </w:rPr>
+              <w:lastRenderedPageBreak/>
               <w:t>تطبيق التتابُع والفعاليّة</w:t>
             </w:r>
           </w:p>
@@ -8686,7 +9118,6 @@
                 <w:sz w:val="20"/>
                 <w:rtl/>
               </w:rPr>
-              <w:lastRenderedPageBreak/>
               <w:t>امتداد بعد السعر</w:t>
             </w:r>
           </w:p>
@@ -9648,6 +10079,7 @@
                 <w:sz w:val="20"/>
                 <w:rtl/>
               </w:rPr>
+              <w:lastRenderedPageBreak/>
               <w:t>تفعيل الإدارة</w:t>
             </w:r>
           </w:p>
@@ -9918,7 +10350,6 @@
                 <w:sz w:val="20"/>
                 <w:rtl/>
               </w:rPr>
-              <w:lastRenderedPageBreak/>
               <w:t>هامش الوقف/الإبطال (× سعة صغيرة)</w:t>
             </w:r>
           </w:p>
@@ -11125,7 +11556,6 @@
                 <w:sz w:val="20"/>
                 <w:rtl/>
               </w:rPr>
-              <w:lastRenderedPageBreak/>
               <w:t>فريم الرابعة تلقائيّ</w:t>
             </w:r>
           </w:p>
@@ -12559,7 +12989,7 @@
     <w:link w:val="Heading1Char"/>
     <w:uiPriority w:val="9"/>
     <w:qFormat/>
-    <w:rsid w:val="00721D82"/>
+    <w:rsid w:val="003746B9"/>
     <w:pPr>
       <w:keepNext/>
       <w:keepLines/>
@@ -12582,7 +13012,7 @@
     <w:semiHidden/>
     <w:unhideWhenUsed/>
     <w:qFormat/>
-    <w:rsid w:val="00721D82"/>
+    <w:rsid w:val="003746B9"/>
     <w:pPr>
       <w:keepNext/>
       <w:keepLines/>
@@ -12605,7 +13035,7 @@
     <w:semiHidden/>
     <w:unhideWhenUsed/>
     <w:qFormat/>
-    <w:rsid w:val="00721D82"/>
+    <w:rsid w:val="003746B9"/>
     <w:pPr>
       <w:keepNext/>
       <w:keepLines/>
@@ -12628,7 +13058,7 @@
     <w:semiHidden/>
     <w:unhideWhenUsed/>
     <w:qFormat/>
-    <w:rsid w:val="00721D82"/>
+    <w:rsid w:val="003746B9"/>
     <w:pPr>
       <w:keepNext/>
       <w:keepLines/>
@@ -12651,7 +13081,7 @@
     <w:semiHidden/>
     <w:unhideWhenUsed/>
     <w:qFormat/>
-    <w:rsid w:val="00721D82"/>
+    <w:rsid w:val="003746B9"/>
     <w:pPr>
       <w:keepNext/>
       <w:keepLines/>
@@ -12672,7 +13102,7 @@
     <w:semiHidden/>
     <w:unhideWhenUsed/>
     <w:qFormat/>
-    <w:rsid w:val="00721D82"/>
+    <w:rsid w:val="003746B9"/>
     <w:pPr>
       <w:keepNext/>
       <w:keepLines/>
@@ -12695,7 +13125,7 @@
     <w:semiHidden/>
     <w:unhideWhenUsed/>
     <w:qFormat/>
-    <w:rsid w:val="00721D82"/>
+    <w:rsid w:val="003746B9"/>
     <w:pPr>
       <w:keepNext/>
       <w:keepLines/>
@@ -12716,7 +13146,7 @@
     <w:semiHidden/>
     <w:unhideWhenUsed/>
     <w:qFormat/>
-    <w:rsid w:val="00721D82"/>
+    <w:rsid w:val="003746B9"/>
     <w:pPr>
       <w:keepNext/>
       <w:keepLines/>
@@ -12739,7 +13169,7 @@
     <w:semiHidden/>
     <w:unhideWhenUsed/>
     <w:qFormat/>
-    <w:rsid w:val="00721D82"/>
+    <w:rsid w:val="003746B9"/>
     <w:pPr>
       <w:keepNext/>
       <w:keepLines/>
@@ -12783,7 +13213,7 @@
     <w:basedOn w:val="DefaultParagraphFont"/>
     <w:link w:val="Heading1"/>
     <w:uiPriority w:val="9"/>
-    <w:rsid w:val="00721D82"/>
+    <w:rsid w:val="003746B9"/>
     <w:rPr>
       <w:rFonts w:asciiTheme="majorHAnsi" w:eastAsiaTheme="majorEastAsia" w:hAnsiTheme="majorHAnsi" w:cstheme="majorBidi"/>
       <w:color w:val="0F4761" w:themeColor="accent1" w:themeShade="BF"/>
@@ -12797,7 +13227,7 @@
     <w:link w:val="Heading2"/>
     <w:uiPriority w:val="9"/>
     <w:semiHidden/>
-    <w:rsid w:val="00721D82"/>
+    <w:rsid w:val="003746B9"/>
     <w:rPr>
       <w:rFonts w:asciiTheme="majorHAnsi" w:eastAsiaTheme="majorEastAsia" w:hAnsiTheme="majorHAnsi" w:cstheme="majorBidi"/>
       <w:color w:val="0F4761" w:themeColor="accent1" w:themeShade="BF"/>
@@ -12811,7 +13241,7 @@
     <w:link w:val="Heading3"/>
     <w:uiPriority w:val="9"/>
     <w:semiHidden/>
-    <w:rsid w:val="00721D82"/>
+    <w:rsid w:val="003746B9"/>
     <w:rPr>
       <w:rFonts w:eastAsiaTheme="majorEastAsia" w:cstheme="majorBidi"/>
       <w:color w:val="0F4761" w:themeColor="accent1" w:themeShade="BF"/>
@@ -12825,7 +13255,7 @@
     <w:link w:val="Heading4"/>
     <w:uiPriority w:val="9"/>
     <w:semiHidden/>
-    <w:rsid w:val="00721D82"/>
+    <w:rsid w:val="003746B9"/>
     <w:rPr>
       <w:rFonts w:eastAsiaTheme="majorEastAsia" w:cstheme="majorBidi"/>
       <w:i/>
@@ -12839,7 +13269,7 @@
     <w:link w:val="Heading5"/>
     <w:uiPriority w:val="9"/>
     <w:semiHidden/>
-    <w:rsid w:val="00721D82"/>
+    <w:rsid w:val="003746B9"/>
     <w:rPr>
       <w:rFonts w:eastAsiaTheme="majorEastAsia" w:cstheme="majorBidi"/>
       <w:color w:val="0F4761" w:themeColor="accent1" w:themeShade="BF"/>
@@ -12851,7 +13281,7 @@
     <w:link w:val="Heading6"/>
     <w:uiPriority w:val="9"/>
     <w:semiHidden/>
-    <w:rsid w:val="00721D82"/>
+    <w:rsid w:val="003746B9"/>
     <w:rPr>
       <w:rFonts w:eastAsiaTheme="majorEastAsia" w:cstheme="majorBidi"/>
       <w:i/>
@@ -12865,7 +13295,7 @@
     <w:link w:val="Heading7"/>
     <w:uiPriority w:val="9"/>
     <w:semiHidden/>
-    <w:rsid w:val="00721D82"/>
+    <w:rsid w:val="003746B9"/>
     <w:rPr>
       <w:rFonts w:eastAsiaTheme="majorEastAsia" w:cstheme="majorBidi"/>
       <w:color w:val="595959" w:themeColor="text1" w:themeTint="A6"/>
@@ -12877,7 +13307,7 @@
     <w:link w:val="Heading8"/>
     <w:uiPriority w:val="9"/>
     <w:semiHidden/>
-    <w:rsid w:val="00721D82"/>
+    <w:rsid w:val="003746B9"/>
     <w:rPr>
       <w:rFonts w:eastAsiaTheme="majorEastAsia" w:cstheme="majorBidi"/>
       <w:i/>
@@ -12891,7 +13321,7 @@
     <w:link w:val="Heading9"/>
     <w:uiPriority w:val="9"/>
     <w:semiHidden/>
-    <w:rsid w:val="00721D82"/>
+    <w:rsid w:val="003746B9"/>
     <w:rPr>
       <w:rFonts w:eastAsiaTheme="majorEastAsia" w:cstheme="majorBidi"/>
       <w:color w:val="272727" w:themeColor="text1" w:themeTint="D8"/>
@@ -12904,7 +13334,7 @@
     <w:link w:val="TitleChar"/>
     <w:uiPriority w:val="10"/>
     <w:qFormat/>
-    <w:rsid w:val="00721D82"/>
+    <w:rsid w:val="003746B9"/>
     <w:pPr>
       <w:spacing w:after="80" w:line="240" w:lineRule="auto"/>
       <w:contextualSpacing/>
@@ -12922,7 +13352,7 @@
     <w:basedOn w:val="DefaultParagraphFont"/>
     <w:link w:val="Title"/>
     <w:uiPriority w:val="10"/>
-    <w:rsid w:val="00721D82"/>
+    <w:rsid w:val="003746B9"/>
     <w:rPr>
       <w:rFonts w:asciiTheme="majorHAnsi" w:eastAsiaTheme="majorEastAsia" w:hAnsiTheme="majorHAnsi" w:cstheme="majorBidi"/>
       <w:spacing w:val="-10"/>
@@ -12938,7 +13368,7 @@
     <w:link w:val="SubtitleChar"/>
     <w:uiPriority w:val="11"/>
     <w:qFormat/>
-    <w:rsid w:val="00721D82"/>
+    <w:rsid w:val="003746B9"/>
     <w:pPr>
       <w:numPr>
         <w:ilvl w:val="1"/>
@@ -12957,7 +13387,7 @@
     <w:basedOn w:val="DefaultParagraphFont"/>
     <w:link w:val="Subtitle"/>
     <w:uiPriority w:val="11"/>
-    <w:rsid w:val="00721D82"/>
+    <w:rsid w:val="003746B9"/>
     <w:rPr>
       <w:rFonts w:eastAsiaTheme="majorEastAsia" w:cstheme="majorBidi"/>
       <w:color w:val="595959" w:themeColor="text1" w:themeTint="A6"/>
@@ -12973,7 +13403,7 @@
     <w:link w:val="QuoteChar"/>
     <w:uiPriority w:val="29"/>
     <w:qFormat/>
-    <w:rsid w:val="00721D82"/>
+    <w:rsid w:val="003746B9"/>
     <w:pPr>
       <w:spacing w:before="160"/>
       <w:jc w:val="center"/>
@@ -12989,7 +13419,7 @@
     <w:basedOn w:val="DefaultParagraphFont"/>
     <w:link w:val="Quote"/>
     <w:uiPriority w:val="29"/>
-    <w:rsid w:val="00721D82"/>
+    <w:rsid w:val="003746B9"/>
     <w:rPr>
       <w:i/>
       <w:iCs/>
@@ -13001,7 +13431,7 @@
     <w:basedOn w:val="Normal"/>
     <w:uiPriority w:val="34"/>
     <w:qFormat/>
-    <w:rsid w:val="00721D82"/>
+    <w:rsid w:val="003746B9"/>
     <w:pPr>
       <w:ind w:left="720"/>
       <w:contextualSpacing/>
@@ -13012,7 +13442,7 @@
     <w:basedOn w:val="DefaultParagraphFont"/>
     <w:uiPriority w:val="21"/>
     <w:qFormat/>
-    <w:rsid w:val="00721D82"/>
+    <w:rsid w:val="003746B9"/>
     <w:rPr>
       <w:i/>
       <w:iCs/>
@@ -13026,7 +13456,7 @@
     <w:link w:val="IntenseQuoteChar"/>
     <w:uiPriority w:val="30"/>
     <w:qFormat/>
-    <w:rsid w:val="00721D82"/>
+    <w:rsid w:val="003746B9"/>
     <w:pPr>
       <w:pBdr>
         <w:top w:val="single" w:sz="4" w:space="10" w:color="0F4761" w:themeColor="accent1" w:themeShade="BF"/>
@@ -13047,7 +13477,7 @@
     <w:basedOn w:val="DefaultParagraphFont"/>
     <w:link w:val="IntenseQuote"/>
     <w:uiPriority w:val="30"/>
-    <w:rsid w:val="00721D82"/>
+    <w:rsid w:val="003746B9"/>
     <w:rPr>
       <w:i/>
       <w:iCs/>
@@ -13059,7 +13489,7 @@
     <w:basedOn w:val="DefaultParagraphFont"/>
     <w:uiPriority w:val="32"/>
     <w:qFormat/>
-    <w:rsid w:val="00721D82"/>
+    <w:rsid w:val="003746B9"/>
     <w:rPr>
       <w:b/>
       <w:bCs/>
